--- a/projects/valuepickr-open-screen/docs/Nesco Ltd.docx
+++ b/projects/valuepickr-open-screen/docs/Nesco Ltd.docx
@@ -2680,6 +2680,179 @@
           <w:szCs w:val="18"/>
         </w:rPr>
         <w:t xml:space="preserve">This is independent research and analysis for informational purposes only, not personalized financial or investment advice. Past multi-bagger performance and forum/social sentiment are not indicators of future returns. Do your own due diligence before investing.</w:t>
+      </w:r>
+    </w:p>
+    <w:p/>
+    <w:p>
+      <w:r>
+        <w:rPr>
+          <w:b/>
+          <w:sz w:val="28"/>
+        </w:rPr>
+        <w:t>🔄 RESEARCH UPDATE - 2026-10-05</w:t>
+      </w:r>
+    </w:p>
+    <w:p>
+      <w:r>
+        <w:rPr>
+          <w:b/>
+        </w:rPr>
+        <w:t>📊 Key Metrics:</w:t>
+      </w:r>
+    </w:p>
+    <w:p>
+      <w:pPr>
+        <w:ind w:left="360"/>
+      </w:pPr>
+      <w:r>
+        <w:t xml:space="preserve">  • Company: Nesco Ltd</w:t>
+      </w:r>
+    </w:p>
+    <w:p>
+      <w:pPr>
+        <w:ind w:left="360"/>
+      </w:pPr>
+      <w:r>
+        <w:t xml:space="preserve">  • Conviction: Not rated</w:t>
+      </w:r>
+    </w:p>
+    <w:p>
+      <w:pPr>
+        <w:ind w:left="360"/>
+      </w:pPr>
+      <w:r>
+        <w:t xml:space="preserve">  • Thesis: neither</w:t>
+      </w:r>
+    </w:p>
+    <w:p>
+      <w:pPr>
+        <w:ind w:left="360"/>
+      </w:pPr>
+      <w:r>
+        <w:t xml:space="preserve">  • 4-Box Score: 3.0</w:t>
+      </w:r>
+    </w:p>
+    <w:p>
+      <w:pPr>
+        <w:ind w:left="360"/>
+      </w:pPr>
+      <w:r>
+        <w:t xml:space="preserve">  • Research Date: 2026-09-04</w:t>
+      </w:r>
+    </w:p>
+    <w:p>
+      <w:pPr>
+        <w:ind w:left="360"/>
+      </w:pPr>
+      <w:r>
+        <w:t xml:space="preserve">  • Red Flag: None</w:t>
+      </w:r>
+    </w:p>
+    <w:p/>
+    <w:p>
+      <w:r>
+        <w:rPr>
+          <w:b/>
+        </w:rPr>
+        <w:t>📝 Verdict:</w:t>
+      </w:r>
+    </w:p>
+    <w:p>
+      <w:pPr>
+        <w:ind w:left="360"/>
+      </w:pPr>
+      <w:r>
+        <w:t>High-quality, debt-free compounder with a genuine but now-confirmed slower-burning capex catalyst and decelerating near-term growth -- still doesn't fit this screen's return-magnitude/timeframe bar</w:t>
+      </w:r>
+    </w:p>
+    <w:p/>
+    <w:p>
+      <w:r>
+        <w:rPr>
+          <w:b/>
+        </w:rPr>
+        <w:t>📈 Bull Case:</w:t>
+      </w:r>
+    </w:p>
+    <w:p>
+      <w:pPr>
+        <w:ind w:left="360"/>
+      </w:pPr>
+      <w:r>
+        <w:t>Debt-free, high-ROCE (18.5%) real-estate/exhibition landlord with existing towers now at 100% occupancy and Rs 1,471 Cr liquidity</w:t>
+      </w:r>
+    </w:p>
+    <w:p>
+      <w:pPr>
+        <w:ind w:left="360"/>
+      </w:pPr>
+      <w:r>
+        <w:t>Tower 2 capex (~Rs 3,500 Cr, +92% chargeable IT-park capacity) has moved from announcement to execution -- IOD/commencement certificate obtained, site demolition complete</w:t>
+      </w:r>
+    </w:p>
+    <w:p>
+      <w:pPr>
+        <w:ind w:left="360"/>
+      </w:pPr>
+      <w:r>
+        <w:t>Wayside-amenities (WSA) highway-concession diversification is progressing beyond announcement: possession taken on 4 sites each on the Hyderabad-Vizag and Raipur-Vizag expressways, with operations targeted by financial year-end</w:t>
+      </w:r>
+    </w:p>
+    <w:p>
+      <w:pPr>
+        <w:ind w:left="360"/>
+      </w:pPr>
+      <w:r>
+        <w:t>OmkarT's (trusted, elevated) conviction has strengthened over time -- from an explicitly-capped tracking position to forward-building language ('next few years dedicated to build sizeable positions in... Nesco')</w:t>
+      </w:r>
+    </w:p>
+    <w:p/>
+    <w:p>
+      <w:r>
+        <w:rPr>
+          <w:b/>
+        </w:rPr>
+        <w:t>📉 Bear Case:</w:t>
+      </w:r>
+    </w:p>
+    <w:p>
+      <w:pPr>
+        <w:ind w:left="360"/>
+      </w:pPr>
+      <w:r>
+        <w:t>Growth has visibly decelerated: FY26 PAT grew only +10% YoY (vs +22% total-income growth) and Q1 FY27 standalone PAT grew just +3.91% YoY (aided by an Rs 11.22 Cr one-off gain) -- well below the 'TTM +30.8%' figure previously cited</w:t>
+      </w:r>
+    </w:p>
+    <w:p>
+      <w:pPr>
+        <w:ind w:left="360"/>
+      </w:pPr>
+      <w:r>
+        <w:t>Tower 2's construction timeline has been extended from an earlier 48-month guide to 60 months from the commencement certificate -- completion now looks like ~FY30/31, not Q3 FY28, making this a materially longer-dated catalyst than previously assumed</w:t>
+      </w:r>
+    </w:p>
+    <w:p>
+      <w:pPr>
+        <w:ind w:left="360"/>
+      </w:pPr>
+      <w:r>
+        <w:t>Hardik Shah's 2025 forum post flagged that highway wayside amenities are a lower-margin business the company has no prior operating experience in</w:t>
+      </w:r>
+    </w:p>
+    <w:p>
+      <w:pPr>
+        <w:ind w:left="360"/>
+      </w:pPr>
+      <w:r>
+        <w:t>OmkarT (the trusted-thread signal source) initially capped his own position size, and the return magnitude here doesn't fit a 2-3 year thesis regardless of signal strength</w:t>
+      </w:r>
+    </w:p>
+    <w:p>
+      <w:pPr>
+        <w:ind w:left="360"/>
+      </w:pPr>
+      <w:r>
+        <w:t>At ~Rs 7,365 Cr market cap with a ~5-year (not ~2.5-year) capex payback, a genuine 10x within 2-3 years would require an implausibly large and fast re-rating</w:t>
       </w:r>
     </w:p>
     <w:sectPr>
